--- a/fra/docx/49.content.docx
+++ b/fra/docx/49.content.docx
@@ -11,6 +11,15 @@
         <w:pStyle w:val="Heading2"/>
       </w:pPr>
       <w:r>
+        <w:t>Resource: Notes d'étude (Tyndale)</w:t>
+      </w:r>
+      <w:r/>
+    </w:p>
+    <w:p>
+      <w:pPr>
+        <w:pStyle w:val="Heading2"/>
+      </w:pPr>
+      <w:r>
         <w:t>License Information</w:t>
       </w:r>
       <w:r/>
@@ -21,7 +30,7 @@
         <w:rPr>
           <w:b/>
         </w:rPr>
-        <w:t>Study Notes (Tyndale)</w:t>
+        <w:t>Notes d'étude (Tyndale)</w:t>
       </w:r>
       <w:r>
         <w:t xml:space="preserve"> (French) is based on</w:t>
@@ -74,7 +83,7 @@
         <w:pStyle w:val="Heading1"/>
       </w:pPr>
       <w:r>
-        <w:t>Study Notes (Tyndale)</w:t>
+        <w:t>Notes d'étude (Tyndale)</w:t>
       </w:r>
     </w:p>
     <w:p>
@@ -83,6 +92,51 @@
           <w:headerReference w:type="even" r:id="rId8"/>
           <w:headerReference w:type="default" r:id="rId9"/>
           <w:footerReference w:type="default" r:id="rId10"/>
+          <w:footnotePr>
+            <w:numRestart w:val="eachSect"/>
+          </w:footnotePr>
+          <w:type w:val="continuous"/>
+          <w:pgSz w:w="12240" w:h="15840" w:code="1"/>
+          <w:pgMar w:top="1440" w:right="1440" w:bottom="1440" w:left="1440" w:header="504" w:footer="504" w:gutter="0"/>
+          <w:cols w:space="708"/>
+          <w:titlePg/>
+          <w:docGrid w:linePitch="360"/>
+        </w:sectPr>
+      </w:pPr>
+    </w:p>
+    <w:p>
+      <w:r/>
+    </w:p>
+    <w:p>
+      <w:pPr>
+        <w:pStyle w:val="Heading2"/>
+      </w:pPr>
+      <w:r>
+        <w:t>EPH</w:t>
+      </w:r>
+      <w:r/>
+    </w:p>
+    <w:p>
+      <w:r/>
+      <w:r>
+        <w:rPr>
+          <w:i/>
+        </w:rPr>
+        <w:t>Éphésiens 1.1, Éphésiens 1.1–2, Éphésiens 1.2, Éphésiens 1.3, Éphésiens 1.3–14, Éphésiens 1.3–3.21, Éphésiens 1.4, Éphésiens 1.5, Éphésiens 1.6, Éphésiens 1.7, Éphésiens 1.8–10, Éphésiens 1.11, Éphésiens 1.12–13, Éphésiens 1.13, Éphésiens 1.14, Éphésiens 1.15, Éphésiens 1.15–23, Éphésiens 1.17, Éphésiens 1.18, Éphésiens 1.19–20, Éphésiens 1.21, Éphésiens 1.22, Éphésiens 1.23, Éphésiens 2.1–3, Éphésiens 2.1–10, Éphésiens 2.2, Éphésiens 2.3, Éphésiens 2.4–10, Éphésiens 2.5, Éphésiens 2.6, Éphésiens 2.7, Éphésiens 2.8–9, Éphésiens 2.10, Éphésiens 2.11, Éphésiens 2.11–22, Éphésiens 2.12, Éphésiens 2.13, Éphésiens 2.14, Éphésiens 2.15, Éphésiens 2.16, Éphésiens 2.17, Éphésiens 2.18, Éphésiens 2.19, Éphésiens 2.20, Éphésiens 2.21, Éphésiens 3.1, Éphésiens 3.1–13, Éphésiens 3.2–13, Éphésiens 3.3, Éphésiens 3.5, Éphésiens 3.6, Éphésiens 3.7, Éphésiens 3.8, Éphésiens 3.10, Éphésiens 3.12, Éphésiens 3.13, Éphésiens 3.14, Éphésiens 3.14–21, Éphésiens 3.15–16, Éphésiens 3.17, Éphésiens 3.18, Éphésiens 3.19, Éphésiens 3.20, Éphésiens 3.20–21, Éphésiens 3.21, Éphésiens 4.1, Éphésiens 4.1–6, Éphésiens 4.1–6.20, Éphésiens 4.2, Éphésiens 4.3, Éphésiens 4.4–6, Éphésiens 4.7, Éphésiens 4.7–16, Éphésiens 4.8, Éphésiens 4.9–10, Éphésiens 4.11, Éphésiens 4.12, Éphésiens 4.13, Éphésiens 4.14, Éphésiens 4.16, Éphésiens 4.17, Éphésiens 4.17–5.20, Éphésiens 4.18, Éphésiens 4.19, Éphésiens 4.20–24, Éphésiens 4.24, Éphésiens 4.25, Éphésiens 4.26–27, Éphésiens 4.28, Éphésiens 4.29, Éphésiens 4.30, Éphésiens 4.32, Éphésiens 5.1, Éphésiens 5.2, Éphésiens 5.3–5, Éphésiens 5.4, Éphésiens 5.5, Éphésiens 5.6, Éphésiens 5.7, Éphésiens 5.8, Éphésiens 5.9, Éphésiens 5.10, Éphésiens 5.11, Éphésiens 5.13–14, Éphésiens 5.15, Éphésiens 5.16, Éphésiens 5.18, Éphésiens 5.19–20, Éphésiens 5.21, Éphésiens 5.21–6.9, Éphésiens 5.22, Éphésiens 5.22–33, Éphésiens 5.23–24, Éphésiens 5.25–33, Éphésiens 5.26, Éphésiens 5.27, Éphésiens 5.28–29, Éphésiens 5.31, Éphésiens 5.32, Éphésiens 5.33, Éphésiens 6.1–4, Éphésiens 6.2–3, Éphésiens 6.4, Éphésiens 6.5, Éphésiens 6.5–9, Éphésiens 6.6–7, Éphésiens 6.8, Éphésiens 6.9, Éphésiens 6.10–20, Éphésiens 6.11, Éphésiens 6.12, Éphésiens 6.13, Éphésiens 6.14, Éphésiens 6.14–17, Éphésiens 6.15, Éphésiens 6.16, Éphésiens 6.17, Éphésiens 6.18, Éphésiens 6.19–20, Éphésiens 6.21–24, Éphésiens 6.23–24</w:t>
+      </w:r>
+      <w:r/>
+    </w:p>
+    <w:p>
+      <w:r/>
+      <w:r>
+        <w:t xml:space="preserve"> </w:t>
+      </w:r>
+      <w:r/>
+      <w:r/>
+    </w:p>
+    <w:p>
+      <w:pPr>
+        <w:sectPr>
           <w:footnotePr>
             <w:numRestart w:val="eachSect"/>
           </w:footnotePr>

--- a/fra/docx/49.content.docx
+++ b/fra/docx/49.content.docx
@@ -163,13 +163,6 @@
         <w:rPr>
           <w:lang w:val="fr_FR" w:bidi="fr_FR"/>
         </w:rPr>
-      </w:r>
-      <w:r>
-        <w:rPr>
-          <w:i/>
-          <w:lang w:val="fr_FR" w:bidi="fr_FR"/>
-        </w:rPr>
-        <w:t>Éphésiens 1.1, Éphésiens 1.1–2, Éphésiens 1.2, Éphésiens 1.3, Éphésiens 1.3–14, Éphésiens 1.3–3.21, Éphésiens 1.4, Éphésiens 1.5, Éphésiens 1.6, Éphésiens 1.7, Éphésiens 1.8–10, Éphésiens 1.11, Éphésiens 1.12–13, Éphésiens 1.13, Éphésiens 1.14, Éphésiens 1.15, Éphésiens 1.15–23, Éphésiens 1.17, Éphésiens 1.18, Éphésiens 1.19–20, Éphésiens 1.21, Éphésiens 1.22, Éphésiens 1.23, Éphésiens 2.1–3, Éphésiens 2.1–10, Éphésiens 2.2, Éphésiens 2.3, Éphésiens 2.4–10, Éphésiens 2.5, Éphésiens 2.6, Éphésiens 2.7, Éphésiens 2.8–9, Éphésiens 2.10, Éphésiens 2.11, Éphésiens 2.11–22, Éphésiens 2.12, Éphésiens 2.13, Éphésiens 2.14, Éphésiens 2.15, Éphésiens 2.16, Éphésiens 2.17, Éphésiens 2.18, Éphésiens 2.19, Éphésiens 2.20, Éphésiens 2.21, Éphésiens 3.1, Éphésiens 3.1–13, Éphésiens 3.2–13, Éphésiens 3.3, Éphésiens 3.5, Éphésiens 3.6, Éphésiens 3.7, Éphésiens 3.8, Éphésiens 3.10, Éphésiens 3.12, Éphésiens 3.13, Éphésiens 3.14, Éphésiens 3.14–21, Éphésiens 3.15–16, Éphésiens 3.17, Éphésiens 3.18, Éphésiens 3.19, Éphésiens 3.20, Éphésiens 3.20–21, Éphésiens 3.21, Éphésiens 4.1, Éphésiens 4.1–6, Éphésiens 4.1–6.20, Éphésiens 4.2, Éphésiens 4.3, Éphésiens 4.4–6, Éphésiens 4.7, Éphésiens 4.7–16, Éphésiens 4.8, Éphésiens 4.9–10, Éphésiens 4.11, Éphésiens 4.12, Éphésiens 4.13, Éphésiens 4.14, Éphésiens 4.16, Éphésiens 4.17, Éphésiens 4.17–5.20, Éphésiens 4.18, Éphésiens 4.19, Éphésiens 4.20–24, Éphésiens 4.24, Éphésiens 4.25, Éphésiens 4.26–27, Éphésiens 4.28, Éphésiens 4.29, Éphésiens 4.30, Éphésiens 4.32, Éphésiens 5.1, Éphésiens 5.2, Éphésiens 5.3–5, Éphésiens 5.4, Éphésiens 5.5, Éphésiens 5.6, Éphésiens 5.7, Éphésiens 5.8, Éphésiens 5.9, Éphésiens 5.10, Éphésiens 5.11, Éphésiens 5.13–14, Éphésiens 5.15, Éphésiens 5.16, Éphésiens 5.18, Éphésiens 5.19–20, Éphésiens 5.21, Éphésiens 5.21–6.9, Éphésiens 5.22, Éphésiens 5.22–33, Éphésiens 5.23–24, Éphésiens 5.25–33, Éphésiens 5.26, Éphésiens 5.27, Éphésiens 5.28–29, Éphésiens 5.31, Éphésiens 5.32, Éphésiens 5.33, Éphésiens 6.1–4, Éphésiens 6.2–3, Éphésiens 6.4, Éphésiens 6.5, Éphésiens 6.5–9, Éphésiens 6.6–7, Éphésiens 6.8, Éphésiens 6.9, Éphésiens 6.10–20, Éphésiens 6.11, Éphésiens 6.12, Éphésiens 6.13, Éphésiens 6.14, Éphésiens 6.14–17, Éphésiens 6.15, Éphésiens 6.16, Éphésiens 6.17, Éphésiens 6.18, Éphésiens 6.19–20, Éphésiens 6.21–24, Éphésiens 6.23–24</w:t>
       </w:r>
       <w:r>
         <w:rPr>

--- a/fra/docx/49.content.docx
+++ b/fra/docx/49.content.docx
@@ -150,19 +150,6 @@
           <w:lang w:val="fr_FR" w:bidi="fr_FR"/>
         </w:rPr>
         <w:t>EPH</w:t>
-      </w:r>
-      <w:r>
-        <w:rPr>
-          <w:lang w:val="fr_FR" w:bidi="fr_FR"/>
-        </w:rPr>
-      </w:r>
-    </w:p>
-    <w:p>
-      <w:pPr/>
-      <w:r>
-        <w:rPr>
-          <w:lang w:val="fr_FR" w:bidi="fr_FR"/>
-        </w:rPr>
       </w:r>
       <w:r>
         <w:rPr>

--- a/fra/docx/49.content.docx
+++ b/fra/docx/49.content.docx
@@ -19,7 +19,7 @@
         <w:rPr>
           <w:lang w:val="fr_FR" w:bidi="fr_FR"/>
         </w:rPr>
-        <w:t>Resource: Notes d'étude (Tyndale)</w:t>
+        <w:t>Resource: Tyndale Open Study Notes</w:t>
       </w:r>
       <w:r>
         <w:rPr>
@@ -112,7 +112,7 @@
         <w:rPr>
           <w:lang w:val="fr_FR" w:bidi="fr_FR"/>
         </w:rPr>
-        <w:t>Notes d'étude (Tyndale)</w:t>
+        <w:t>Tyndale Open Study Notes</w:t>
       </w:r>
     </w:p>
     <w:p>

--- a/fra/docx/49.content.docx
+++ b/fra/docx/49.content.docx
@@ -19,7 +19,7 @@
         <w:rPr>
           <w:lang w:val="fr_FR" w:bidi="fr_FR"/>
         </w:rPr>
-        <w:t>Resource: Tyndale Open Study Notes</w:t>
+        <w:t>Resource: Aquifer Open Study Notes</w:t>
       </w:r>
       <w:r>
         <w:rPr>
@@ -112,7 +112,7 @@
         <w:rPr>
           <w:lang w:val="fr_FR" w:bidi="fr_FR"/>
         </w:rPr>
-        <w:t>Tyndale Open Study Notes</w:t>
+        <w:t>Aquifer Open Study Notes</w:t>
       </w:r>
     </w:p>
     <w:p>
